--- a/Documentation/Отчет_ПДП_Шеронов_41П.docx
+++ b/Documentation/Отчет_ПДП_Шеронов_41П.docx
@@ -29534,7 +29534,59 @@
     <w:p>
       <w:pPr>
         <w:spacing w:after="0" w:line="420" w:lineRule="auto"/>
-        <w:ind w:firstLine="709"/>
+        <w:rPr>
+          <w:rFonts w:ascii="Times New Roman" w:hAnsi="Times New Roman" w:cs="Times New Roman"/>
+          <w:color w:val="000000"/>
+          <w:sz w:val="28"/>
+        </w:rPr>
+      </w:pPr>
+      <w:r>
+        <w:rPr>
+          <w:rFonts w:ascii="Times New Roman" w:hAnsi="Times New Roman" w:cs="Times New Roman"/>
+          <w:color w:val="000000"/>
+          <w:sz w:val="28"/>
+        </w:rPr>
+        <w:drawing>
+          <wp:inline distT="0" distB="0" distL="0" distR="0" wp14:anchorId="1A75B4FC" wp14:editId="1920EFCF">
+            <wp:extent cx="5940425" cy="6295390"/>
+            <wp:effectExtent l="0" t="0" r="3175" b="0"/>
+            <wp:docPr id="1368207898" name="Рисунок 1"/>
+            <wp:cNvGraphicFramePr>
+              <a:graphicFrameLocks xmlns:a="http://schemas.openxmlformats.org/drawingml/2006/main" noChangeAspect="1"/>
+            </wp:cNvGraphicFramePr>
+            <a:graphic xmlns:a="http://schemas.openxmlformats.org/drawingml/2006/main">
+              <a:graphicData uri="http://schemas.openxmlformats.org/drawingml/2006/picture">
+                <pic:pic xmlns:pic="http://schemas.openxmlformats.org/drawingml/2006/picture">
+                  <pic:nvPicPr>
+                    <pic:cNvPr id="1368207898" name=""/>
+                    <pic:cNvPicPr/>
+                  </pic:nvPicPr>
+                  <pic:blipFill>
+                    <a:blip r:embed="rId7"/>
+                    <a:stretch>
+                      <a:fillRect/>
+                    </a:stretch>
+                  </pic:blipFill>
+                  <pic:spPr>
+                    <a:xfrm>
+                      <a:off x="0" y="0"/>
+                      <a:ext cx="5940425" cy="6295390"/>
+                    </a:xfrm>
+                    <a:prstGeom prst="rect">
+                      <a:avLst/>
+                    </a:prstGeom>
+                  </pic:spPr>
+                </pic:pic>
+              </a:graphicData>
+            </a:graphic>
+          </wp:inline>
+        </w:drawing>
+      </w:r>
+    </w:p>
+    <w:p>
+      <w:pPr>
+        <w:spacing w:after="0" w:line="420" w:lineRule="auto"/>
+        <w:jc w:val="center"/>
         <w:rPr>
           <w:rFonts w:ascii="Times New Roman" w:hAnsi="Times New Roman" w:cs="Times New Roman"/>
           <w:color w:val="000000"/>
@@ -29652,6 +29704,7 @@
           <w:color w:val="000000"/>
           <w:sz w:val="28"/>
         </w:rPr>
+        <w:lastRenderedPageBreak/>
         <w:t>Б.6 — Модуль аналитики</w:t>
       </w:r>
     </w:p>
@@ -30166,12 +30219,12 @@
       </w:pPr>
     </w:p>
     <w:sectPr>
-      <w:headerReference w:type="even" r:id="rId7"/>
-      <w:headerReference w:type="default" r:id="rId8"/>
-      <w:footerReference w:type="even" r:id="rId9"/>
-      <w:footerReference w:type="default" r:id="rId10"/>
-      <w:headerReference w:type="first" r:id="rId11"/>
-      <w:footerReference w:type="first" r:id="rId12"/>
+      <w:headerReference w:type="even" r:id="rId8"/>
+      <w:headerReference w:type="default" r:id="rId9"/>
+      <w:footerReference w:type="even" r:id="rId10"/>
+      <w:footerReference w:type="default" r:id="rId11"/>
+      <w:headerReference w:type="first" r:id="rId12"/>
+      <w:footerReference w:type="first" r:id="rId13"/>
       <w:pgSz w:w="11906" w:h="16838"/>
       <w:pgMar w:top="1134" w:right="850" w:bottom="1134" w:left="1701" w:header="708" w:footer="708" w:gutter="0"/>
       <w:cols w:space="708"/>

--- a/Documentation/Отчет_ПДП_Шеронов_41П.docx
+++ b/Documentation/Отчет_ПДП_Шеронов_41П.docx
@@ -4,125 +4,884 @@
   <w:body>
     <w:p>
       <w:pPr>
-        <w:spacing w:after="0" w:line="420" w:lineRule="auto"/>
+        <w:spacing w:after="0" w:line="240" w:lineRule="auto"/>
+        <w:ind w:left="-567" w:firstLine="709"/>
         <w:jc w:val="center"/>
         <w:rPr>
-          <w:rFonts w:ascii="Times New Roman" w:hAnsi="Times New Roman" w:cs="Times New Roman"/>
+          <w:rFonts w:ascii="Times New Roman" w:eastAsia="Times New Roman" w:hAnsi="Times New Roman" w:cs="Times New Roman"/>
           <w:b/>
-          <w:color w:val="000000"/>
-          <w:sz w:val="28"/>
-        </w:rPr>
-      </w:pPr>
-      <w:r>
-        <w:rPr>
-          <w:rFonts w:ascii="Times New Roman" w:hAnsi="Times New Roman" w:cs="Times New Roman"/>
+          <w:sz w:val="28"/>
+          <w:szCs w:val="28"/>
+          <w:lang w:eastAsia="ru-RU"/>
+        </w:rPr>
+      </w:pPr>
+      <w:r>
+        <w:rPr>
+          <w:rFonts w:ascii="Times New Roman" w:eastAsia="Times New Roman" w:hAnsi="Times New Roman" w:cs="Times New Roman"/>
           <w:b/>
-          <w:color w:val="000000"/>
-          <w:sz w:val="28"/>
-        </w:rPr>
-        <w:t>ОТЧЁТ О ПРАКТИКЕ / ДИПЛОМНЫЙ ОТЧЁТ</w:t>
-      </w:r>
-    </w:p>
-    <w:p>
-      <w:pPr>
-        <w:spacing w:after="0" w:line="420" w:lineRule="auto"/>
+          <w:sz w:val="28"/>
+          <w:szCs w:val="28"/>
+          <w:lang w:eastAsia="ru-RU"/>
+        </w:rPr>
+        <w:t>Государственное бюджетное профессиональное образовательное учреждение</w:t>
+      </w:r>
+    </w:p>
+    <w:p>
+      <w:pPr>
+        <w:spacing w:after="0" w:line="240" w:lineRule="auto"/>
+        <w:ind w:left="-567" w:firstLine="709"/>
         <w:jc w:val="center"/>
         <w:rPr>
-          <w:rFonts w:ascii="Times New Roman" w:hAnsi="Times New Roman" w:cs="Times New Roman"/>
+          <w:rFonts w:ascii="Times New Roman" w:eastAsia="Times New Roman" w:hAnsi="Times New Roman" w:cs="Times New Roman"/>
           <w:b/>
-          <w:color w:val="000000"/>
-          <w:sz w:val="28"/>
-        </w:rPr>
-      </w:pPr>
-      <w:r>
-        <w:rPr>
-          <w:rFonts w:ascii="Times New Roman" w:hAnsi="Times New Roman" w:cs="Times New Roman"/>
+          <w:sz w:val="28"/>
+          <w:szCs w:val="28"/>
+          <w:lang w:eastAsia="ru-RU"/>
+        </w:rPr>
+      </w:pPr>
+      <w:r>
+        <w:rPr>
+          <w:rFonts w:ascii="Times New Roman" w:eastAsia="Times New Roman" w:hAnsi="Times New Roman" w:cs="Times New Roman"/>
           <w:b/>
-          <w:color w:val="000000"/>
-          <w:sz w:val="28"/>
-        </w:rPr>
-        <w:t>Тема: Разработка корпоративной системы управления задачами</w:t>
-      </w:r>
-    </w:p>
-    <w:p>
-      <w:pPr>
-        <w:spacing w:after="0" w:line="420" w:lineRule="auto"/>
+          <w:sz w:val="28"/>
+          <w:szCs w:val="28"/>
+          <w:lang w:eastAsia="ru-RU"/>
+        </w:rPr>
+        <w:t xml:space="preserve"> «Нижегородский Губернский колледж»</w:t>
+      </w:r>
+    </w:p>
+    <w:p>
+      <w:pPr>
+        <w:spacing w:after="0" w:line="240" w:lineRule="auto"/>
+        <w:ind w:left="-567" w:firstLine="709"/>
         <w:jc w:val="center"/>
         <w:rPr>
-          <w:rFonts w:ascii="Times New Roman" w:hAnsi="Times New Roman" w:cs="Times New Roman"/>
+          <w:rFonts w:ascii="Times New Roman" w:eastAsia="Times New Roman" w:hAnsi="Times New Roman" w:cs="Times New Roman"/>
+          <w:sz w:val="28"/>
+          <w:szCs w:val="28"/>
+          <w:lang w:eastAsia="ru-RU"/>
+        </w:rPr>
+      </w:pPr>
+    </w:p>
+    <w:p>
+      <w:pPr>
+        <w:spacing w:after="0" w:line="240" w:lineRule="auto"/>
+        <w:ind w:left="-567" w:firstLine="709"/>
+        <w:jc w:val="center"/>
+        <w:rPr>
+          <w:rFonts w:ascii="Times New Roman" w:eastAsia="Times New Roman" w:hAnsi="Times New Roman" w:cs="Times New Roman"/>
+          <w:sz w:val="28"/>
+          <w:szCs w:val="28"/>
+          <w:lang w:eastAsia="ru-RU"/>
+        </w:rPr>
+      </w:pPr>
+    </w:p>
+    <w:p>
+      <w:pPr>
+        <w:spacing w:after="0" w:line="240" w:lineRule="auto"/>
+        <w:ind w:left="-567" w:firstLine="709"/>
+        <w:jc w:val="center"/>
+        <w:rPr>
+          <w:rFonts w:ascii="Times New Roman" w:eastAsia="Times New Roman" w:hAnsi="Times New Roman" w:cs="Times New Roman"/>
+          <w:sz w:val="28"/>
+          <w:szCs w:val="28"/>
+          <w:lang w:eastAsia="ru-RU"/>
+        </w:rPr>
+      </w:pPr>
+    </w:p>
+    <w:p>
+      <w:pPr>
+        <w:spacing w:after="0" w:line="240" w:lineRule="auto"/>
+        <w:ind w:left="-567" w:firstLine="709"/>
+        <w:jc w:val="center"/>
+        <w:rPr>
+          <w:rFonts w:ascii="Times New Roman" w:eastAsia="Times New Roman" w:hAnsi="Times New Roman" w:cs="Times New Roman"/>
+          <w:sz w:val="28"/>
+          <w:szCs w:val="28"/>
+          <w:lang w:eastAsia="ru-RU"/>
+        </w:rPr>
+      </w:pPr>
+      <w:r>
+        <w:rPr>
+          <w:rFonts w:ascii="Times New Roman" w:eastAsia="Times New Roman" w:hAnsi="Times New Roman" w:cs="Times New Roman"/>
+          <w:sz w:val="28"/>
+          <w:szCs w:val="28"/>
+          <w:lang w:eastAsia="ru-RU"/>
+        </w:rPr>
+        <w:t xml:space="preserve">Методическая комиссия «Информатика и вычислительная техника» </w:t>
+      </w:r>
+    </w:p>
+    <w:p>
+      <w:pPr>
+        <w:spacing w:after="0" w:line="240" w:lineRule="auto"/>
+        <w:ind w:left="-567" w:firstLine="709"/>
+        <w:jc w:val="center"/>
+        <w:rPr>
+          <w:rFonts w:ascii="Times New Roman" w:eastAsia="Times New Roman" w:hAnsi="Times New Roman" w:cs="Times New Roman"/>
+          <w:sz w:val="28"/>
+          <w:szCs w:val="28"/>
+          <w:lang w:eastAsia="ru-RU"/>
+        </w:rPr>
+      </w:pPr>
+    </w:p>
+    <w:p>
+      <w:pPr>
+        <w:spacing w:after="0" w:line="240" w:lineRule="auto"/>
+        <w:ind w:firstLine="709"/>
+        <w:jc w:val="center"/>
+        <w:rPr>
+          <w:rFonts w:ascii="Times New Roman" w:eastAsia="Times New Roman" w:hAnsi="Times New Roman" w:cs="Times New Roman"/>
+          <w:sz w:val="24"/>
+          <w:szCs w:val="20"/>
+          <w:lang w:eastAsia="ru-RU"/>
+        </w:rPr>
+      </w:pPr>
+    </w:p>
+    <w:p>
+      <w:pPr>
+        <w:spacing w:after="0" w:line="240" w:lineRule="auto"/>
+        <w:ind w:left="6096" w:firstLine="204"/>
+        <w:jc w:val="center"/>
+        <w:rPr>
+          <w:rFonts w:ascii="Times New Roman" w:eastAsia="Times New Roman" w:hAnsi="Times New Roman" w:cs="Times New Roman"/>
+          <w:sz w:val="28"/>
+          <w:szCs w:val="20"/>
+          <w:lang w:eastAsia="ru-RU"/>
+        </w:rPr>
+      </w:pPr>
+    </w:p>
+    <w:p>
+      <w:pPr>
+        <w:spacing w:after="0" w:line="240" w:lineRule="auto"/>
+        <w:ind w:left="6521" w:firstLine="142"/>
+        <w:jc w:val="both"/>
+        <w:rPr>
+          <w:rFonts w:ascii="Times New Roman" w:eastAsia="Times New Roman" w:hAnsi="Times New Roman" w:cs="Times New Roman"/>
+          <w:sz w:val="28"/>
+          <w:szCs w:val="28"/>
+          <w:lang w:eastAsia="ru-RU"/>
+        </w:rPr>
+      </w:pPr>
+      <w:r>
+        <w:rPr>
+          <w:rFonts w:ascii="Times New Roman" w:eastAsia="Times New Roman" w:hAnsi="Times New Roman" w:cs="Times New Roman"/>
+          <w:sz w:val="28"/>
+          <w:szCs w:val="28"/>
+          <w:lang w:eastAsia="ru-RU"/>
+        </w:rPr>
+        <w:t>Допущен к защите:</w:t>
+      </w:r>
+    </w:p>
+    <w:p>
+      <w:pPr>
+        <w:spacing w:after="0" w:line="276" w:lineRule="auto"/>
+        <w:ind w:left="6521" w:firstLine="142"/>
+        <w:jc w:val="both"/>
+        <w:rPr>
+          <w:rFonts w:ascii="Times New Roman" w:eastAsia="Times New Roman" w:hAnsi="Times New Roman" w:cs="Times New Roman"/>
+          <w:sz w:val="28"/>
+          <w:szCs w:val="28"/>
+          <w:lang w:eastAsia="ru-RU"/>
+        </w:rPr>
+      </w:pPr>
+      <w:r>
+        <w:rPr>
+          <w:rFonts w:ascii="Times New Roman" w:eastAsia="Times New Roman" w:hAnsi="Times New Roman" w:cs="Times New Roman"/>
+          <w:sz w:val="28"/>
+          <w:szCs w:val="28"/>
+          <w:lang w:eastAsia="ru-RU"/>
+        </w:rPr>
+        <w:t xml:space="preserve">преподаватели: </w:t>
+      </w:r>
+    </w:p>
+    <w:p>
+      <w:pPr>
+        <w:spacing w:after="0" w:line="276" w:lineRule="auto"/>
+        <w:ind w:left="6521" w:firstLine="142"/>
+        <w:jc w:val="both"/>
+        <w:rPr>
+          <w:rFonts w:ascii="Times New Roman" w:eastAsia="Times New Roman" w:hAnsi="Times New Roman" w:cs="Times New Roman"/>
+          <w:sz w:val="28"/>
+          <w:szCs w:val="28"/>
+          <w:lang w:eastAsia="ru-RU"/>
+        </w:rPr>
+      </w:pPr>
+    </w:p>
+    <w:p>
+      <w:pPr>
+        <w:spacing w:line="276" w:lineRule="auto"/>
+        <w:ind w:firstLine="709"/>
+        <w:jc w:val="right"/>
+        <w:rPr>
+          <w:rFonts w:ascii="Times New Roman" w:eastAsia="Aptos" w:hAnsi="Times New Roman" w:cs="Times New Roman"/>
+          <w:sz w:val="28"/>
+          <w:szCs w:val="24"/>
+          <w:lang w:eastAsia="ru-RU"/>
+        </w:rPr>
+      </w:pPr>
+      <w:r>
+        <w:rPr>
+          <w:rFonts w:ascii="Times New Roman" w:eastAsia="Aptos" w:hAnsi="Times New Roman" w:cs="Times New Roman"/>
+          <w:sz w:val="28"/>
+          <w:szCs w:val="24"/>
+          <w:lang w:eastAsia="ru-RU"/>
+        </w:rPr>
+        <w:t>___________Л.В. Мухина,</w:t>
+      </w:r>
+    </w:p>
+    <w:p>
+      <w:pPr>
+        <w:spacing w:line="276" w:lineRule="auto"/>
+        <w:ind w:firstLine="709"/>
+        <w:jc w:val="right"/>
+        <w:rPr>
+          <w:rFonts w:ascii="Times New Roman" w:eastAsia="Aptos" w:hAnsi="Times New Roman" w:cs="Times New Roman"/>
+          <w:sz w:val="28"/>
+          <w:szCs w:val="24"/>
+          <w:lang w:eastAsia="ru-RU"/>
+        </w:rPr>
+      </w:pPr>
+      <w:r>
+        <w:rPr>
+          <w:rFonts w:ascii="Times New Roman" w:eastAsia="Aptos" w:hAnsi="Times New Roman" w:cs="Times New Roman"/>
+          <w:sz w:val="28"/>
+          <w:szCs w:val="24"/>
+          <w:lang w:eastAsia="ru-RU"/>
+        </w:rPr>
+        <w:t>____________Н.А. Мухин,</w:t>
+      </w:r>
+    </w:p>
+    <w:p>
+      <w:pPr>
+        <w:spacing w:line="276" w:lineRule="auto"/>
+        <w:ind w:firstLine="709"/>
+        <w:jc w:val="right"/>
+        <w:rPr>
+          <w:rFonts w:ascii="Times New Roman" w:eastAsia="Aptos" w:hAnsi="Times New Roman" w:cs="Times New Roman"/>
+          <w:sz w:val="28"/>
+          <w:szCs w:val="24"/>
+          <w:lang w:eastAsia="ru-RU"/>
+        </w:rPr>
+      </w:pPr>
+      <w:r>
+        <w:rPr>
+          <w:rFonts w:ascii="Times New Roman" w:eastAsia="Aptos" w:hAnsi="Times New Roman" w:cs="Times New Roman"/>
+          <w:sz w:val="28"/>
+          <w:szCs w:val="24"/>
+          <w:lang w:eastAsia="ru-RU"/>
+        </w:rPr>
+        <w:t xml:space="preserve">___________Ю.С. </w:t>
+      </w:r>
+      <w:proofErr w:type="spellStart"/>
+      <w:r>
+        <w:rPr>
+          <w:rFonts w:ascii="Times New Roman" w:eastAsia="Aptos" w:hAnsi="Times New Roman" w:cs="Times New Roman"/>
+          <w:sz w:val="28"/>
+          <w:szCs w:val="24"/>
+          <w:lang w:eastAsia="ru-RU"/>
+        </w:rPr>
+        <w:t>Мамшева</w:t>
+      </w:r>
+      <w:proofErr w:type="spellEnd"/>
+    </w:p>
+    <w:p>
+      <w:pPr>
+        <w:spacing w:line="276" w:lineRule="auto"/>
+        <w:ind w:firstLine="709"/>
+        <w:jc w:val="right"/>
+        <w:rPr>
+          <w:rFonts w:ascii="Times New Roman" w:eastAsia="Aptos" w:hAnsi="Times New Roman" w:cs="Times New Roman"/>
+          <w:sz w:val="28"/>
+          <w:szCs w:val="24"/>
+          <w:lang w:eastAsia="ru-RU"/>
+        </w:rPr>
+      </w:pPr>
+      <w:r>
+        <w:rPr>
+          <w:rFonts w:ascii="Times New Roman" w:eastAsia="Aptos" w:hAnsi="Times New Roman" w:cs="Times New Roman"/>
+          <w:sz w:val="28"/>
+          <w:szCs w:val="24"/>
+          <w:lang w:eastAsia="ru-RU"/>
+        </w:rPr>
+        <w:t>17 апреля 2026 г.</w:t>
+      </w:r>
+    </w:p>
+    <w:p>
+      <w:pPr>
+        <w:spacing w:after="0" w:line="240" w:lineRule="auto"/>
+        <w:ind w:left="-567" w:firstLine="709"/>
+        <w:jc w:val="center"/>
+        <w:rPr>
+          <w:rFonts w:ascii="Times New Roman" w:eastAsia="Times New Roman" w:hAnsi="Times New Roman" w:cs="Times New Roman"/>
           <w:b/>
-          <w:color w:val="000000"/>
-          <w:sz w:val="28"/>
-        </w:rPr>
-      </w:pPr>
-      <w:r>
-        <w:rPr>
-          <w:rFonts w:ascii="Times New Roman" w:hAnsi="Times New Roman" w:cs="Times New Roman"/>
+          <w:sz w:val="40"/>
+          <w:szCs w:val="40"/>
+          <w:lang w:eastAsia="ru-RU"/>
+        </w:rPr>
+      </w:pPr>
+      <w:r>
+        <w:rPr>
+          <w:rFonts w:ascii="Times New Roman" w:eastAsia="Times New Roman" w:hAnsi="Times New Roman" w:cs="Times New Roman"/>
           <w:b/>
-          <w:color w:val="000000"/>
-          <w:sz w:val="28"/>
-        </w:rPr>
-        <w:t>с канбан-доской, ролевой моделью доступа и генерацией задач</w:t>
-      </w:r>
-    </w:p>
-    <w:p>
-      <w:pPr>
-        <w:spacing w:after="0" w:line="420" w:lineRule="auto"/>
+          <w:sz w:val="40"/>
+          <w:szCs w:val="40"/>
+          <w:lang w:eastAsia="ru-RU"/>
+        </w:rPr>
+        <w:t>ОТЧЕТ</w:t>
+      </w:r>
+      <w:bookmarkStart w:id="0" w:name="_Toc156622573"/>
+      <w:r>
+        <w:rPr>
+          <w:rFonts w:ascii="Times New Roman" w:eastAsia="Times New Roman" w:hAnsi="Times New Roman" w:cs="Times New Roman"/>
+          <w:b/>
+          <w:sz w:val="40"/>
+          <w:szCs w:val="40"/>
+          <w:lang w:eastAsia="ru-RU"/>
+        </w:rPr>
+        <w:t xml:space="preserve"> ПО </w:t>
+      </w:r>
+    </w:p>
+    <w:p>
+      <w:pPr>
+        <w:spacing w:after="0" w:line="240" w:lineRule="auto"/>
+        <w:ind w:left="-567" w:firstLine="709"/>
         <w:jc w:val="center"/>
         <w:rPr>
-          <w:rFonts w:ascii="Times New Roman" w:hAnsi="Times New Roman" w:cs="Times New Roman"/>
+          <w:rFonts w:ascii="Times New Roman" w:eastAsia="Times New Roman" w:hAnsi="Times New Roman" w:cs="Times New Roman"/>
           <w:b/>
-          <w:color w:val="000000"/>
-          <w:sz w:val="28"/>
-        </w:rPr>
-      </w:pPr>
-      <w:r>
-        <w:rPr>
-          <w:rFonts w:ascii="Times New Roman" w:hAnsi="Times New Roman" w:cs="Times New Roman"/>
+          <w:sz w:val="40"/>
+          <w:szCs w:val="40"/>
+          <w:lang w:eastAsia="ru-RU"/>
+        </w:rPr>
+      </w:pPr>
+      <w:r>
+        <w:rPr>
+          <w:rFonts w:ascii="Times New Roman" w:eastAsia="Times New Roman" w:hAnsi="Times New Roman" w:cs="Times New Roman"/>
           <w:b/>
-          <w:color w:val="000000"/>
-          <w:sz w:val="28"/>
-        </w:rPr>
-        <w:t>на основе искусственного интеллекта (</w:t>
-      </w:r>
-      <w:r>
-        <w:rPr>
-          <w:rFonts w:ascii="Times New Roman" w:hAnsi="Times New Roman" w:cs="Times New Roman"/>
+          <w:sz w:val="40"/>
+          <w:szCs w:val="40"/>
+          <w:lang w:eastAsia="ru-RU"/>
+        </w:rPr>
+        <w:t>ПР</w:t>
+      </w:r>
+      <w:r>
+        <w:rPr>
+          <w:rFonts w:ascii="Times New Roman" w:eastAsia="Times New Roman" w:hAnsi="Times New Roman" w:cs="Times New Roman"/>
           <w:b/>
-          <w:color w:val="000000"/>
-          <w:sz w:val="28"/>
-        </w:rPr>
-        <w:t>Поток</w:t>
-      </w:r>
-      <w:r>
-        <w:rPr>
-          <w:rFonts w:ascii="Times New Roman" w:hAnsi="Times New Roman" w:cs="Times New Roman"/>
+          <w:sz w:val="40"/>
+          <w:szCs w:val="40"/>
+          <w:lang w:eastAsia="ru-RU"/>
+        </w:rPr>
+        <w:t>ЕДДИПЛОМНОЙ</w:t>
+      </w:r>
+      <w:r>
+        <w:rPr>
+          <w:rFonts w:ascii="Times New Roman" w:eastAsia="Times New Roman" w:hAnsi="Times New Roman" w:cs="Times New Roman"/>
           <w:b/>
-          <w:color w:val="000000"/>
-          <w:sz w:val="28"/>
-        </w:rPr>
-        <w:t>)</w:t>
-      </w:r>
-    </w:p>
-    <w:p>
-      <w:pPr>
-        <w:spacing w:after="0" w:line="420" w:lineRule="auto"/>
+          <w:sz w:val="40"/>
+          <w:szCs w:val="40"/>
+          <w:lang w:eastAsia="ru-RU"/>
+        </w:rPr>
+        <w:t xml:space="preserve"> ПРАКТИКЕ</w:t>
+      </w:r>
+    </w:p>
+    <w:p>
+      <w:pPr>
+        <w:spacing w:after="0" w:line="240" w:lineRule="auto"/>
+        <w:ind w:left="-567" w:firstLine="709"/>
         <w:jc w:val="center"/>
         <w:rPr>
-          <w:rFonts w:ascii="Times New Roman" w:hAnsi="Times New Roman" w:cs="Times New Roman"/>
-          <w:b/>
-          <w:color w:val="000000"/>
-          <w:sz w:val="28"/>
-        </w:rPr>
-      </w:pPr>
-      <w:r>
-        <w:rPr>
-          <w:rFonts w:ascii="Times New Roman" w:hAnsi="Times New Roman" w:cs="Times New Roman"/>
-          <w:b/>
-          <w:color w:val="000000"/>
-          <w:sz w:val="28"/>
-        </w:rPr>
-        <w:br w:type="page"/>
+          <w:rFonts w:ascii="Times New Roman" w:eastAsia="Times New Roman" w:hAnsi="Times New Roman" w:cs="Times New Roman"/>
+          <w:sz w:val="40"/>
+          <w:szCs w:val="40"/>
+          <w:lang w:eastAsia="ru-RU"/>
+        </w:rPr>
+      </w:pPr>
+      <w:r>
+        <w:rPr>
+          <w:rFonts w:ascii="Times New Roman" w:eastAsia="Times New Roman" w:hAnsi="Times New Roman" w:cs="Times New Roman"/>
+          <w:sz w:val="40"/>
+          <w:szCs w:val="40"/>
+          <w:lang w:eastAsia="ru-RU"/>
+        </w:rPr>
+        <w:t>ПМ.01 РАЗРАБОТКА МОДУЛЕЙ ПРОГРАММНОГО ОБЕСПЕЧЕНИЯ ДЛЯ КОМПЬЮТЕРНЫХ СИСТЕМ</w:t>
+      </w:r>
+    </w:p>
+    <w:bookmarkEnd w:id="0"/>
+    <w:p>
+      <w:pPr>
+        <w:spacing w:after="0" w:line="240" w:lineRule="auto"/>
+        <w:jc w:val="both"/>
+        <w:rPr>
+          <w:rFonts w:ascii="Times New Roman" w:eastAsia="Times New Roman" w:hAnsi="Times New Roman" w:cs="Times New Roman"/>
+          <w:sz w:val="24"/>
+          <w:szCs w:val="20"/>
+          <w:lang w:eastAsia="ru-RU"/>
+        </w:rPr>
+      </w:pPr>
+    </w:p>
+    <w:p>
+      <w:pPr>
+        <w:spacing w:after="0" w:line="276" w:lineRule="auto"/>
+        <w:ind w:left="-567" w:firstLine="709"/>
+        <w:jc w:val="center"/>
+        <w:rPr>
+          <w:rFonts w:ascii="Times New Roman" w:eastAsia="Times New Roman" w:hAnsi="Times New Roman" w:cs="Times New Roman"/>
+          <w:sz w:val="28"/>
+          <w:szCs w:val="24"/>
+          <w:lang w:eastAsia="ru-RU"/>
+        </w:rPr>
+      </w:pPr>
+    </w:p>
+    <w:p>
+      <w:pPr>
+        <w:spacing w:after="0" w:line="276" w:lineRule="auto"/>
+        <w:ind w:left="-567" w:firstLine="709"/>
+        <w:jc w:val="center"/>
+        <w:rPr>
+          <w:rFonts w:ascii="Times New Roman" w:eastAsia="Times New Roman" w:hAnsi="Times New Roman" w:cs="Times New Roman"/>
+          <w:sz w:val="28"/>
+          <w:szCs w:val="24"/>
+          <w:lang w:eastAsia="ru-RU"/>
+        </w:rPr>
+      </w:pPr>
+    </w:p>
+    <w:p>
+      <w:pPr>
+        <w:spacing w:line="240" w:lineRule="auto"/>
+        <w:jc w:val="both"/>
+        <w:rPr>
+          <w:rFonts w:ascii="Times New Roman" w:eastAsia="Aptos" w:hAnsi="Times New Roman" w:cs="Times New Roman"/>
+          <w:sz w:val="28"/>
+          <w:szCs w:val="24"/>
+          <w:lang w:eastAsia="ru-RU"/>
+        </w:rPr>
+      </w:pPr>
+      <w:r>
+        <w:rPr>
+          <w:rFonts w:ascii="Times New Roman" w:eastAsia="Aptos" w:hAnsi="Times New Roman" w:cs="Times New Roman"/>
+          <w:sz w:val="28"/>
+          <w:szCs w:val="24"/>
+          <w:lang w:eastAsia="ru-RU"/>
+        </w:rPr>
+        <w:t xml:space="preserve">Руководители: _________Мухина </w:t>
+      </w:r>
+      <w:proofErr w:type="gramStart"/>
+      <w:r>
+        <w:rPr>
+          <w:rFonts w:ascii="Times New Roman" w:eastAsia="Aptos" w:hAnsi="Times New Roman" w:cs="Times New Roman"/>
+          <w:sz w:val="28"/>
+          <w:szCs w:val="24"/>
+          <w:lang w:eastAsia="ru-RU"/>
+        </w:rPr>
+        <w:t>Л.В</w:t>
+      </w:r>
+      <w:proofErr w:type="gramEnd"/>
+      <w:r>
+        <w:rPr>
+          <w:rFonts w:ascii="Times New Roman" w:eastAsia="Aptos" w:hAnsi="Times New Roman" w:cs="Times New Roman"/>
+          <w:sz w:val="28"/>
+          <w:szCs w:val="24"/>
+          <w:lang w:eastAsia="ru-RU"/>
+        </w:rPr>
+        <w:t xml:space="preserve">, </w:t>
+      </w:r>
+    </w:p>
+    <w:p>
+      <w:pPr>
+        <w:spacing w:line="240" w:lineRule="auto"/>
+        <w:jc w:val="both"/>
+        <w:rPr>
+          <w:rFonts w:ascii="Times New Roman" w:eastAsia="Aptos" w:hAnsi="Times New Roman" w:cs="Times New Roman"/>
+          <w:sz w:val="28"/>
+          <w:szCs w:val="24"/>
+          <w:lang w:eastAsia="ru-RU"/>
+        </w:rPr>
+      </w:pPr>
+      <w:r>
+        <w:rPr>
+          <w:rFonts w:ascii="Times New Roman" w:eastAsia="Aptos" w:hAnsi="Times New Roman" w:cs="Times New Roman"/>
+          <w:sz w:val="28"/>
+          <w:szCs w:val="24"/>
+          <w:lang w:eastAsia="ru-RU"/>
+        </w:rPr>
+        <w:t xml:space="preserve">     </w:t>
+      </w:r>
+      <w:r>
+        <w:rPr>
+          <w:rFonts w:ascii="Times New Roman" w:eastAsia="Aptos" w:hAnsi="Times New Roman" w:cs="Times New Roman"/>
+          <w:sz w:val="28"/>
+          <w:szCs w:val="24"/>
+          <w:lang w:eastAsia="ru-RU"/>
+        </w:rPr>
+        <w:tab/>
+      </w:r>
+      <w:r>
+        <w:rPr>
+          <w:rFonts w:ascii="Times New Roman" w:eastAsia="Aptos" w:hAnsi="Times New Roman" w:cs="Times New Roman"/>
+          <w:sz w:val="28"/>
+          <w:szCs w:val="24"/>
+          <w:lang w:eastAsia="ru-RU"/>
+        </w:rPr>
+        <w:tab/>
+        <w:t xml:space="preserve">     _________Мухин </w:t>
+      </w:r>
+      <w:proofErr w:type="gramStart"/>
+      <w:r>
+        <w:rPr>
+          <w:rFonts w:ascii="Times New Roman" w:eastAsia="Aptos" w:hAnsi="Times New Roman" w:cs="Times New Roman"/>
+          <w:sz w:val="28"/>
+          <w:szCs w:val="24"/>
+          <w:lang w:eastAsia="ru-RU"/>
+        </w:rPr>
+        <w:t>Н.А</w:t>
+      </w:r>
+      <w:proofErr w:type="gramEnd"/>
+      <w:r>
+        <w:rPr>
+          <w:rFonts w:ascii="Times New Roman" w:eastAsia="Aptos" w:hAnsi="Times New Roman" w:cs="Times New Roman"/>
+          <w:sz w:val="28"/>
+          <w:szCs w:val="24"/>
+          <w:lang w:eastAsia="ru-RU"/>
+        </w:rPr>
+        <w:t xml:space="preserve">, </w:t>
+      </w:r>
+    </w:p>
+    <w:p>
+      <w:pPr>
+        <w:spacing w:line="240" w:lineRule="auto"/>
+        <w:jc w:val="both"/>
+        <w:rPr>
+          <w:rFonts w:ascii="Times New Roman" w:eastAsia="Aptos" w:hAnsi="Times New Roman" w:cs="Times New Roman"/>
+          <w:sz w:val="28"/>
+          <w:szCs w:val="24"/>
+          <w:lang w:eastAsia="ru-RU"/>
+        </w:rPr>
+      </w:pPr>
+      <w:r>
+        <w:rPr>
+          <w:rFonts w:ascii="Times New Roman" w:eastAsia="Aptos" w:hAnsi="Times New Roman" w:cs="Times New Roman"/>
+          <w:sz w:val="28"/>
+          <w:szCs w:val="24"/>
+          <w:lang w:eastAsia="ru-RU"/>
+        </w:rPr>
+        <w:t xml:space="preserve">      </w:t>
+      </w:r>
+      <w:r>
+        <w:rPr>
+          <w:rFonts w:ascii="Times New Roman" w:eastAsia="Aptos" w:hAnsi="Times New Roman" w:cs="Times New Roman"/>
+          <w:sz w:val="28"/>
+          <w:szCs w:val="24"/>
+          <w:lang w:eastAsia="ru-RU"/>
+        </w:rPr>
+        <w:tab/>
+      </w:r>
+      <w:r>
+        <w:rPr>
+          <w:rFonts w:ascii="Times New Roman" w:eastAsia="Aptos" w:hAnsi="Times New Roman" w:cs="Times New Roman"/>
+          <w:sz w:val="28"/>
+          <w:szCs w:val="24"/>
+          <w:lang w:eastAsia="ru-RU"/>
+        </w:rPr>
+        <w:tab/>
+        <w:t xml:space="preserve">      _________ </w:t>
+      </w:r>
+      <w:proofErr w:type="spellStart"/>
+      <w:r>
+        <w:rPr>
+          <w:rFonts w:ascii="Times New Roman" w:eastAsia="Aptos" w:hAnsi="Times New Roman" w:cs="Times New Roman"/>
+          <w:sz w:val="28"/>
+          <w:szCs w:val="24"/>
+          <w:lang w:eastAsia="ru-RU"/>
+        </w:rPr>
+        <w:t>Мамшева</w:t>
+      </w:r>
+      <w:proofErr w:type="spellEnd"/>
+      <w:r>
+        <w:rPr>
+          <w:rFonts w:ascii="Times New Roman" w:eastAsia="Aptos" w:hAnsi="Times New Roman" w:cs="Times New Roman"/>
+          <w:sz w:val="28"/>
+          <w:szCs w:val="24"/>
+          <w:lang w:eastAsia="ru-RU"/>
+        </w:rPr>
+        <w:t xml:space="preserve"> Ю.С. </w:t>
+      </w:r>
+      <w:r>
+        <w:rPr>
+          <w:rFonts w:ascii="Times New Roman" w:eastAsia="Aptos" w:hAnsi="Times New Roman" w:cs="Times New Roman"/>
+          <w:sz w:val="28"/>
+          <w:szCs w:val="24"/>
+          <w:lang w:eastAsia="ru-RU"/>
+        </w:rPr>
+        <w:tab/>
+      </w:r>
+      <w:r>
+        <w:rPr>
+          <w:rFonts w:ascii="Times New Roman" w:eastAsia="Aptos" w:hAnsi="Times New Roman" w:cs="Times New Roman"/>
+          <w:sz w:val="28"/>
+          <w:szCs w:val="24"/>
+          <w:lang w:eastAsia="ru-RU"/>
+        </w:rPr>
+        <w:tab/>
+      </w:r>
+      <w:r>
+        <w:rPr>
+          <w:rFonts w:ascii="Times New Roman" w:eastAsia="Aptos" w:hAnsi="Times New Roman" w:cs="Times New Roman"/>
+          <w:sz w:val="28"/>
+          <w:szCs w:val="24"/>
+          <w:lang w:eastAsia="ru-RU"/>
+        </w:rPr>
+        <w:tab/>
+      </w:r>
+      <w:r>
+        <w:rPr>
+          <w:rFonts w:ascii="Times New Roman" w:eastAsia="Aptos" w:hAnsi="Times New Roman" w:cs="Times New Roman"/>
+          <w:sz w:val="28"/>
+          <w:szCs w:val="24"/>
+          <w:lang w:eastAsia="ru-RU"/>
+        </w:rPr>
+        <w:tab/>
+        <w:t>17.04.2026 г.</w:t>
+      </w:r>
+    </w:p>
+    <w:p>
+      <w:pPr>
+        <w:spacing w:line="240" w:lineRule="auto"/>
+        <w:jc w:val="both"/>
+        <w:rPr>
+          <w:rFonts w:ascii="Times New Roman" w:eastAsia="Aptos" w:hAnsi="Times New Roman" w:cs="Times New Roman"/>
+          <w:sz w:val="28"/>
+          <w:szCs w:val="24"/>
+          <w:lang w:eastAsia="ru-RU"/>
+        </w:rPr>
+      </w:pPr>
+    </w:p>
+    <w:p>
+      <w:pPr>
+        <w:spacing w:line="240" w:lineRule="auto"/>
+        <w:jc w:val="both"/>
+        <w:rPr>
+          <w:rFonts w:ascii="Times New Roman" w:eastAsia="Aptos" w:hAnsi="Times New Roman" w:cs="Times New Roman"/>
+          <w:sz w:val="28"/>
+          <w:szCs w:val="24"/>
+          <w:lang w:eastAsia="ru-RU"/>
+        </w:rPr>
+      </w:pPr>
+      <w:r>
+        <w:rPr>
+          <w:rFonts w:ascii="Times New Roman" w:eastAsia="Aptos" w:hAnsi="Times New Roman" w:cs="Times New Roman"/>
+          <w:sz w:val="28"/>
+          <w:szCs w:val="24"/>
+          <w:lang w:eastAsia="ru-RU"/>
+        </w:rPr>
+        <w:t xml:space="preserve">Студент: </w:t>
+      </w:r>
+      <w:r>
+        <w:rPr>
+          <w:rFonts w:ascii="Times New Roman" w:eastAsia="Aptos" w:hAnsi="Times New Roman" w:cs="Times New Roman"/>
+          <w:sz w:val="28"/>
+          <w:szCs w:val="24"/>
+        </w:rPr>
+        <w:t>__________________</w:t>
+      </w:r>
+      <w:proofErr w:type="spellStart"/>
+      <w:r>
+        <w:rPr>
+          <w:rFonts w:ascii="Times New Roman" w:eastAsia="Aptos" w:hAnsi="Times New Roman" w:cs="Times New Roman"/>
+          <w:sz w:val="28"/>
+          <w:szCs w:val="24"/>
+        </w:rPr>
+        <w:t>Шеронов</w:t>
+      </w:r>
+      <w:proofErr w:type="spellEnd"/>
+      <w:r>
+        <w:rPr>
+          <w:rFonts w:ascii="Times New Roman" w:eastAsia="Aptos" w:hAnsi="Times New Roman" w:cs="Times New Roman"/>
+          <w:sz w:val="28"/>
+          <w:szCs w:val="24"/>
+        </w:rPr>
+        <w:t xml:space="preserve"> Д.С.</w:t>
+      </w:r>
+      <w:r>
+        <w:rPr>
+          <w:rFonts w:ascii="Times New Roman" w:eastAsia="Aptos" w:hAnsi="Times New Roman" w:cs="Times New Roman"/>
+          <w:sz w:val="28"/>
+          <w:szCs w:val="24"/>
+          <w:lang w:eastAsia="ru-RU"/>
+        </w:rPr>
+        <w:tab/>
+      </w:r>
+      <w:r>
+        <w:rPr>
+          <w:rFonts w:ascii="Times New Roman" w:eastAsia="Aptos" w:hAnsi="Times New Roman" w:cs="Times New Roman"/>
+          <w:sz w:val="28"/>
+          <w:szCs w:val="24"/>
+          <w:lang w:eastAsia="ru-RU"/>
+        </w:rPr>
+        <w:tab/>
+      </w:r>
+      <w:r>
+        <w:rPr>
+          <w:rFonts w:ascii="Times New Roman" w:eastAsia="Aptos" w:hAnsi="Times New Roman" w:cs="Times New Roman"/>
+          <w:sz w:val="28"/>
+          <w:szCs w:val="24"/>
+          <w:lang w:eastAsia="ru-RU"/>
+        </w:rPr>
+        <w:tab/>
+      </w:r>
+      <w:r>
+        <w:rPr>
+          <w:rFonts w:ascii="Times New Roman" w:eastAsia="Aptos" w:hAnsi="Times New Roman" w:cs="Times New Roman"/>
+          <w:sz w:val="28"/>
+          <w:szCs w:val="24"/>
+          <w:lang w:eastAsia="ru-RU"/>
+        </w:rPr>
+        <w:tab/>
+        <w:t xml:space="preserve">17.04.2026г. </w:t>
+      </w:r>
+    </w:p>
+    <w:p>
+      <w:pPr>
+        <w:spacing w:after="0" w:line="240" w:lineRule="auto"/>
+        <w:ind w:left="-567" w:firstLine="709"/>
+        <w:jc w:val="center"/>
+        <w:rPr>
+          <w:rFonts w:ascii="Times New Roman" w:eastAsia="Times New Roman" w:hAnsi="Times New Roman" w:cs="Times New Roman"/>
+          <w:sz w:val="28"/>
+          <w:szCs w:val="28"/>
+          <w:lang w:eastAsia="ru-RU"/>
+        </w:rPr>
+      </w:pPr>
+    </w:p>
+    <w:p>
+      <w:pPr>
+        <w:spacing w:after="0" w:line="240" w:lineRule="auto"/>
+        <w:jc w:val="both"/>
+        <w:rPr>
+          <w:rFonts w:ascii="Times New Roman" w:eastAsia="Times New Roman" w:hAnsi="Times New Roman" w:cs="Times New Roman"/>
+          <w:sz w:val="28"/>
+          <w:szCs w:val="28"/>
+          <w:u w:val="single"/>
+          <w:lang w:eastAsia="ru-RU"/>
+        </w:rPr>
+      </w:pPr>
+      <w:r>
+        <w:rPr>
+          <w:rFonts w:ascii="Times New Roman" w:eastAsia="Times New Roman" w:hAnsi="Times New Roman" w:cs="Times New Roman"/>
+          <w:sz w:val="28"/>
+          <w:szCs w:val="28"/>
+          <w:lang w:eastAsia="ru-RU"/>
+        </w:rPr>
+        <w:t xml:space="preserve">Специальность, группа: </w:t>
+      </w:r>
+      <w:r>
+        <w:rPr>
+          <w:rFonts w:ascii="Times New Roman" w:eastAsia="Times New Roman" w:hAnsi="Times New Roman" w:cs="Times New Roman"/>
+          <w:sz w:val="28"/>
+          <w:szCs w:val="28"/>
+          <w:u w:val="single"/>
+          <w:lang w:eastAsia="ru-RU"/>
+        </w:rPr>
+        <w:t xml:space="preserve">09.02.07, </w:t>
+      </w:r>
+      <w:r>
+        <w:rPr>
+          <w:rFonts w:ascii="Times New Roman" w:eastAsia="Times New Roman" w:hAnsi="Times New Roman" w:cs="Times New Roman"/>
+          <w:sz w:val="28"/>
+          <w:szCs w:val="28"/>
+          <w:lang w:eastAsia="ru-RU"/>
+        </w:rPr>
+        <w:t>41П</w:t>
+      </w:r>
+    </w:p>
+    <w:p>
+      <w:pPr>
+        <w:spacing w:after="0" w:line="276" w:lineRule="auto"/>
+        <w:jc w:val="both"/>
+        <w:rPr>
+          <w:rFonts w:ascii="Times New Roman" w:eastAsia="Times New Roman" w:hAnsi="Times New Roman" w:cs="Times New Roman"/>
+          <w:sz w:val="28"/>
+          <w:szCs w:val="28"/>
+          <w:lang w:eastAsia="ru-RU"/>
+        </w:rPr>
+      </w:pPr>
+    </w:p>
+    <w:p>
+      <w:pPr>
+        <w:spacing w:after="0" w:line="276" w:lineRule="auto"/>
+        <w:jc w:val="both"/>
+        <w:rPr>
+          <w:rFonts w:ascii="Times New Roman" w:eastAsia="Times New Roman" w:hAnsi="Times New Roman" w:cs="Times New Roman"/>
+          <w:sz w:val="28"/>
+          <w:szCs w:val="28"/>
+          <w:lang w:eastAsia="ru-RU"/>
+        </w:rPr>
+      </w:pPr>
+    </w:p>
+    <w:p>
+      <w:pPr>
+        <w:spacing w:after="0" w:line="240" w:lineRule="auto"/>
+        <w:rPr>
+          <w:rFonts w:ascii="Times New Roman" w:eastAsia="Times New Roman" w:hAnsi="Times New Roman" w:cs="Times New Roman"/>
+          <w:sz w:val="28"/>
+          <w:szCs w:val="28"/>
+          <w:lang w:eastAsia="ru-RU"/>
+        </w:rPr>
+      </w:pPr>
+    </w:p>
+    <w:p>
+      <w:pPr>
+        <w:spacing w:after="0" w:line="240" w:lineRule="auto"/>
+        <w:rPr>
+          <w:rFonts w:ascii="Times New Roman" w:eastAsia="Times New Roman" w:hAnsi="Times New Roman" w:cs="Times New Roman"/>
+          <w:sz w:val="28"/>
+          <w:szCs w:val="28"/>
+          <w:lang w:eastAsia="ru-RU"/>
+        </w:rPr>
+      </w:pPr>
+    </w:p>
+    <w:p>
+      <w:pPr>
+        <w:spacing w:after="0" w:line="240" w:lineRule="auto"/>
+        <w:ind w:left="-567" w:firstLine="709"/>
+        <w:jc w:val="center"/>
+        <w:rPr>
+          <w:rFonts w:ascii="Times New Roman" w:eastAsia="Times New Roman" w:hAnsi="Times New Roman" w:cs="Times New Roman"/>
+          <w:sz w:val="28"/>
+          <w:szCs w:val="28"/>
+          <w:lang w:eastAsia="ru-RU"/>
+        </w:rPr>
+      </w:pPr>
+      <w:r>
+        <w:rPr>
+          <w:rFonts w:ascii="Times New Roman" w:eastAsia="Times New Roman" w:hAnsi="Times New Roman" w:cs="Times New Roman"/>
+          <w:sz w:val="28"/>
+          <w:szCs w:val="28"/>
+          <w:lang w:eastAsia="ru-RU"/>
+        </w:rPr>
+        <w:t>Нижний Новгород</w:t>
+      </w:r>
+    </w:p>
+    <w:p>
+      <w:pPr>
+        <w:spacing w:after="0" w:line="240" w:lineRule="auto"/>
+        <w:ind w:left="-567" w:firstLine="709"/>
+        <w:jc w:val="center"/>
+        <w:rPr>
+          <w:rFonts w:ascii="Times New Roman" w:eastAsia="Times New Roman" w:hAnsi="Times New Roman" w:cs="Times New Roman"/>
+          <w:sz w:val="28"/>
+          <w:szCs w:val="28"/>
+          <w:lang w:eastAsia="ru-RU"/>
+        </w:rPr>
+      </w:pPr>
+      <w:r>
+        <w:rPr>
+          <w:rFonts w:ascii="Times New Roman" w:eastAsia="Times New Roman" w:hAnsi="Times New Roman" w:cs="Times New Roman"/>
+          <w:sz w:val="28"/>
+          <w:szCs w:val="28"/>
+          <w:lang w:eastAsia="ru-RU"/>
+        </w:rPr>
+        <w:t>2026 г.</w:t>
       </w:r>
     </w:p>
     <w:sdt>
@@ -1759,7 +2518,7 @@
           <w:szCs w:val="28"/>
         </w:rPr>
       </w:pPr>
-      <w:bookmarkStart w:id="0" w:name="_Toc228985811"/>
+      <w:bookmarkStart w:id="1" w:name="_Toc228985811"/>
       <w:r>
         <w:rPr>
           <w:rFonts w:ascii="Times New Roman" w:hAnsi="Times New Roman" w:cs="Times New Roman"/>
@@ -1770,7 +2529,7 @@
         <w:lastRenderedPageBreak/>
         <w:t>ВВЕДЕНИЕ</w:t>
       </w:r>
-      <w:bookmarkEnd w:id="0"/>
+      <w:bookmarkEnd w:id="1"/>
     </w:p>
     <w:p>
       <w:pPr>
@@ -1795,7 +2554,7 @@
           <w:szCs w:val="28"/>
         </w:rPr>
       </w:pPr>
-      <w:bookmarkStart w:id="1" w:name="_Toc228985812"/>
+      <w:bookmarkStart w:id="2" w:name="_Toc228985812"/>
       <w:r>
         <w:rPr>
           <w:rFonts w:ascii="Times New Roman" w:hAnsi="Times New Roman" w:cs="Times New Roman"/>
@@ -1807,7 +2566,7 @@
         </w:rPr>
         <w:t>Постановка цели и задачи</w:t>
       </w:r>
-      <w:bookmarkEnd w:id="1"/>
+      <w:bookmarkEnd w:id="2"/>
     </w:p>
     <w:p>
       <w:pPr>
@@ -2412,7 +3171,7 @@
           <w:sz w:val="28"/>
         </w:rPr>
       </w:pPr>
-      <w:bookmarkStart w:id="2" w:name="_Toc228985813"/>
+      <w:bookmarkStart w:id="3" w:name="_Toc228985813"/>
       <w:r>
         <w:rPr>
           <w:rFonts w:ascii="Times New Roman" w:hAnsi="Times New Roman" w:cs="Times New Roman"/>
@@ -2422,7 +3181,7 @@
         </w:rPr>
         <w:t>Актуальность разрабатываемого продукта</w:t>
       </w:r>
-      <w:bookmarkEnd w:id="2"/>
+      <w:bookmarkEnd w:id="3"/>
     </w:p>
     <w:p>
       <w:pPr>
@@ -2669,7 +3428,7 @@
           <w:sz w:val="28"/>
         </w:rPr>
       </w:pPr>
-      <w:bookmarkStart w:id="3" w:name="_Toc228985814"/>
+      <w:bookmarkStart w:id="4" w:name="_Toc228985814"/>
       <w:r>
         <w:rPr>
           <w:rFonts w:ascii="Times New Roman" w:hAnsi="Times New Roman" w:cs="Times New Roman"/>
@@ -2678,7 +3437,7 @@
         </w:rPr>
         <w:t>ГЛАВА 1. ВЫЯВЛЕНИЕ НЕОБХОДИМОСТИ В РАЗРАБОТКЕ ПО</w:t>
       </w:r>
-      <w:bookmarkEnd w:id="3"/>
+      <w:bookmarkEnd w:id="4"/>
     </w:p>
     <w:p>
       <w:pPr>
@@ -2701,7 +3460,7 @@
           <w:sz w:val="28"/>
         </w:rPr>
       </w:pPr>
-      <w:bookmarkStart w:id="4" w:name="_Toc228985815"/>
+      <w:bookmarkStart w:id="5" w:name="_Toc228985815"/>
       <w:r>
         <w:rPr>
           <w:rFonts w:ascii="Times New Roman" w:hAnsi="Times New Roman" w:cs="Times New Roman"/>
@@ -2711,7 +3470,7 @@
         </w:rPr>
         <w:t>1.1 Описание деятельности и бизнес-процессов предприятия и выявление потребности в программном обеспечении</w:t>
       </w:r>
-      <w:bookmarkEnd w:id="4"/>
+      <w:bookmarkEnd w:id="5"/>
     </w:p>
     <w:p>
       <w:pPr>
@@ -4123,7 +4882,7 @@
           <w:sz w:val="28"/>
         </w:rPr>
       </w:pPr>
-      <w:bookmarkStart w:id="5" w:name="_Toc228985816"/>
+      <w:bookmarkStart w:id="6" w:name="_Toc228985816"/>
       <w:r>
         <w:rPr>
           <w:rFonts w:ascii="Times New Roman" w:hAnsi="Times New Roman" w:cs="Times New Roman"/>
@@ -4133,7 +4892,7 @@
         </w:rPr>
         <w:t>1.2 Рассмотрение стека технологий, используемых при разработке программного обеспечения</w:t>
       </w:r>
-      <w:bookmarkEnd w:id="5"/>
+      <w:bookmarkEnd w:id="6"/>
     </w:p>
     <w:p>
       <w:pPr>
@@ -6658,7 +7417,7 @@
           <w:sz w:val="28"/>
         </w:rPr>
       </w:pPr>
-      <w:bookmarkStart w:id="6" w:name="_Toc228985817"/>
+      <w:bookmarkStart w:id="7" w:name="_Toc228985817"/>
       <w:r>
         <w:rPr>
           <w:rFonts w:ascii="Times New Roman" w:hAnsi="Times New Roman" w:cs="Times New Roman"/>
@@ -6668,7 +7427,7 @@
         </w:rPr>
         <w:t>Выводы по разделу</w:t>
       </w:r>
-      <w:bookmarkEnd w:id="6"/>
+      <w:bookmarkEnd w:id="7"/>
     </w:p>
     <w:p>
       <w:pPr>
@@ -6834,7 +7593,7 @@
           <w:sz w:val="28"/>
         </w:rPr>
       </w:pPr>
-      <w:bookmarkStart w:id="7" w:name="_Toc228985818"/>
+      <w:bookmarkStart w:id="8" w:name="_Toc228985818"/>
       <w:r>
         <w:rPr>
           <w:rFonts w:ascii="Times New Roman" w:hAnsi="Times New Roman" w:cs="Times New Roman"/>
@@ -6844,7 +7603,7 @@
         <w:lastRenderedPageBreak/>
         <w:t>ГЛАВА 2. ПРОЕКТИРОВАНИЕ МОДЕЛИ ПРОГРАММНОГО ПРОДУКТА</w:t>
       </w:r>
-      <w:bookmarkEnd w:id="7"/>
+      <w:bookmarkEnd w:id="8"/>
     </w:p>
     <w:p>
       <w:pPr>
@@ -6867,7 +7626,7 @@
           <w:sz w:val="28"/>
         </w:rPr>
       </w:pPr>
-      <w:bookmarkStart w:id="8" w:name="_Toc228985819"/>
+      <w:bookmarkStart w:id="9" w:name="_Toc228985819"/>
       <w:r>
         <w:rPr>
           <w:rFonts w:ascii="Times New Roman" w:hAnsi="Times New Roman" w:cs="Times New Roman"/>
@@ -6877,7 +7636,7 @@
         </w:rPr>
         <w:t>2.1 Назначение и сферы применения разрабатываемого ПО, сбор, обработка и анализ информации для проектирования, требования к модулям, проектирование пользовательского интерфейса, проектирование БД</w:t>
       </w:r>
-      <w:bookmarkEnd w:id="8"/>
+      <w:bookmarkEnd w:id="9"/>
     </w:p>
     <w:p>
       <w:pPr>
@@ -7881,6 +8640,26 @@
       <w:pPr>
         <w:spacing w:after="0" w:line="420" w:lineRule="auto"/>
         <w:ind w:firstLine="709"/>
+        <w:jc w:val="both"/>
+        <w:rPr>
+          <w:rFonts w:ascii="Times New Roman" w:hAnsi="Times New Roman" w:cs="Times New Roman"/>
+          <w:color w:val="000000"/>
+          <w:sz w:val="28"/>
+        </w:rPr>
+      </w:pPr>
+      <w:r>
+        <w:rPr>
+          <w:rFonts w:ascii="Times New Roman" w:hAnsi="Times New Roman" w:cs="Times New Roman"/>
+          <w:color w:val="000000"/>
+          <w:sz w:val="28"/>
+        </w:rPr>
+        <w:t xml:space="preserve">— Система упоминаний (@mention) в комментариях к задачам: автодополнение имён участников при вводе символа «@», подсветка упоминаний, автоматическое уведомление упомянутых пользователей.</w:t>
+      </w:r>
+    </w:p>
+    <w:p>
+      <w:pPr>
+        <w:spacing w:after="0" w:line="420" w:lineRule="auto"/>
+        <w:ind w:firstLine="709"/>
         <w:rPr>
           <w:rFonts w:ascii="Times New Roman" w:hAnsi="Times New Roman" w:cs="Times New Roman"/>
           <w:color w:val="000000"/>
@@ -8133,6 +8912,26 @@
           <w:sz w:val="28"/>
         </w:rPr>
         <w:t>— Фиксация фактических трудозатрат в карточке задачи.</w:t>
+      </w:r>
+    </w:p>
+    <w:p>
+      <w:pPr>
+        <w:spacing w:after="0" w:line="420" w:lineRule="auto"/>
+        <w:ind w:firstLine="709"/>
+        <w:jc w:val="both"/>
+        <w:rPr>
+          <w:rFonts w:ascii="Times New Roman" w:hAnsi="Times New Roman" w:cs="Times New Roman"/>
+          <w:color w:val="000000"/>
+          <w:sz w:val="28"/>
+        </w:rPr>
+      </w:pPr>
+      <w:r>
+        <w:rPr>
+          <w:rFonts w:ascii="Times New Roman" w:hAnsi="Times New Roman" w:cs="Times New Roman"/>
+          <w:color w:val="000000"/>
+          <w:sz w:val="28"/>
+        </w:rPr>
+        <w:t xml:space="preserve">— Плавающий виджет активного таймера (ActiveTimerWidget): отображается поверх всех экранов при запущенной сессии, показывает текущую задачу и затраченное время, позволяет остановить таймер без перехода в карточку задачи.</w:t>
       </w:r>
     </w:p>
     <w:p>
@@ -8521,6 +9320,26 @@
           <w:sz w:val="28"/>
         </w:rPr>
         <w:t>— Счётчик непрочитанных уведомлений.</w:t>
+      </w:r>
+    </w:p>
+    <w:p>
+      <w:pPr>
+        <w:spacing w:after="0" w:line="420" w:lineRule="auto"/>
+        <w:ind w:firstLine="709"/>
+        <w:jc w:val="both"/>
+        <w:rPr>
+          <w:rFonts w:ascii="Times New Roman" w:hAnsi="Times New Roman" w:cs="Times New Roman"/>
+          <w:color w:val="000000"/>
+          <w:sz w:val="28"/>
+        </w:rPr>
+      </w:pPr>
+      <w:r>
+        <w:rPr>
+          <w:rFonts w:ascii="Times New Roman" w:hAnsi="Times New Roman" w:cs="Times New Roman"/>
+          <w:color w:val="000000"/>
+          <w:sz w:val="28"/>
+        </w:rPr>
+        <w:t xml:space="preserve">— Уведомление при упоминании пользователя в комментарии к задаче (@mention).</w:t>
       </w:r>
     </w:p>
     <w:p>
@@ -20290,6 +21109,26 @@
           <w:color w:val="000000"/>
           <w:sz w:val="28"/>
         </w:rPr>
+        <w:t xml:space="preserve">— Кнопка «Что нового?» (WhatsNew) — модальное окно с историей последних изменений продукта;</w:t>
+      </w:r>
+    </w:p>
+    <w:p>
+      <w:pPr>
+        <w:spacing w:after="0" w:line="420" w:lineRule="auto"/>
+        <w:ind w:firstLine="709"/>
+        <w:jc w:val="both"/>
+        <w:rPr>
+          <w:rFonts w:ascii="Times New Roman" w:hAnsi="Times New Roman" w:cs="Times New Roman"/>
+          <w:color w:val="000000"/>
+          <w:sz w:val="28"/>
+        </w:rPr>
+      </w:pPr>
+      <w:r>
+        <w:rPr>
+          <w:rFonts w:ascii="Times New Roman" w:hAnsi="Times New Roman" w:cs="Times New Roman"/>
+          <w:color w:val="000000"/>
+          <w:sz w:val="28"/>
+        </w:rPr>
         <w:t>— Аватар пользователя с меню профиля.</w:t>
       </w:r>
     </w:p>
@@ -20715,6 +21554,26 @@
       <w:pPr>
         <w:spacing w:after="0" w:line="420" w:lineRule="auto"/>
         <w:ind w:firstLine="709"/>
+        <w:jc w:val="both"/>
+        <w:rPr>
+          <w:rFonts w:ascii="Times New Roman" w:hAnsi="Times New Roman" w:cs="Times New Roman"/>
+          <w:color w:val="000000"/>
+          <w:sz w:val="28"/>
+        </w:rPr>
+      </w:pPr>
+      <w:r>
+        <w:rPr>
+          <w:rFonts w:ascii="Times New Roman" w:hAnsi="Times New Roman" w:cs="Times New Roman"/>
+          <w:color w:val="000000"/>
+          <w:sz w:val="28"/>
+        </w:rPr>
+        <w:t xml:space="preserve">Боковая панель поддерживает режим свёртывания: в свёрнутом состоянии ширина составляет 36 пикселей, логотип выступает кнопкой развёртывания, навигационные подписи скрыты.</w:t>
+      </w:r>
+    </w:p>
+    <w:p>
+      <w:pPr>
+        <w:spacing w:after="0" w:line="420" w:lineRule="auto"/>
+        <w:ind w:firstLine="709"/>
         <w:rPr>
           <w:rFonts w:ascii="Times New Roman" w:hAnsi="Times New Roman" w:cs="Times New Roman"/>
           <w:color w:val="000000"/>
@@ -21275,7 +22134,7 @@
           <w:sz w:val="28"/>
         </w:rPr>
       </w:pPr>
-      <w:bookmarkStart w:id="9" w:name="_Toc228985820"/>
+      <w:bookmarkStart w:id="10" w:name="_Toc228985820"/>
       <w:r>
         <w:rPr>
           <w:rFonts w:ascii="Times New Roman" w:hAnsi="Times New Roman" w:cs="Times New Roman"/>
@@ -21285,7 +22144,7 @@
         </w:rPr>
         <w:t>2.2 Разработка программных модулей программного продукта</w:t>
       </w:r>
-      <w:bookmarkEnd w:id="9"/>
+      <w:bookmarkEnd w:id="10"/>
     </w:p>
     <w:p>
       <w:pPr>
@@ -23583,7 +24442,7 @@
           <w:sz w:val="28"/>
         </w:rPr>
       </w:pPr>
-      <w:bookmarkStart w:id="10" w:name="_Toc228985821"/>
+      <w:bookmarkStart w:id="11" w:name="_Toc228985821"/>
       <w:r>
         <w:rPr>
           <w:rFonts w:ascii="Times New Roman" w:hAnsi="Times New Roman" w:cs="Times New Roman"/>
@@ -23593,7 +24452,7 @@
         </w:rPr>
         <w:t>2.3 Тестирование и отладка программных модулей программного продукта</w:t>
       </w:r>
-      <w:bookmarkEnd w:id="10"/>
+      <w:bookmarkEnd w:id="11"/>
     </w:p>
     <w:p>
       <w:pPr>
@@ -26556,7 +27415,7 @@
           <w:sz w:val="28"/>
         </w:rPr>
       </w:pPr>
-      <w:bookmarkStart w:id="11" w:name="_Toc228985822"/>
+      <w:bookmarkStart w:id="12" w:name="_Toc228985822"/>
       <w:r>
         <w:rPr>
           <w:rFonts w:ascii="Times New Roman" w:hAnsi="Times New Roman" w:cs="Times New Roman"/>
@@ -26566,7 +27425,7 @@
         </w:rPr>
         <w:t>Выводы по разделу</w:t>
       </w:r>
-      <w:bookmarkEnd w:id="11"/>
+      <w:bookmarkEnd w:id="12"/>
     </w:p>
     <w:p>
       <w:pPr>
@@ -26598,7 +27457,7 @@
           <w:sz w:val="28"/>
         </w:rPr>
       </w:pPr>
-      <w:bookmarkStart w:id="12" w:name="_Toc228985823"/>
+      <w:bookmarkStart w:id="13" w:name="_Toc228985823"/>
       <w:r>
         <w:rPr>
           <w:rFonts w:ascii="Times New Roman" w:hAnsi="Times New Roman" w:cs="Times New Roman"/>
@@ -26607,7 +27466,7 @@
         </w:rPr>
         <w:t>ГЛАВА 3. ОЦЕНКА ЭФФЕКТИВНОСТИ ВНЕДРЕНИЯ ПРОГРАММНОГО ПРОДУКТА</w:t>
       </w:r>
-      <w:bookmarkEnd w:id="12"/>
+      <w:bookmarkEnd w:id="13"/>
     </w:p>
     <w:p>
       <w:pPr>
@@ -27517,7 +28376,7 @@
           <w:sz w:val="28"/>
         </w:rPr>
       </w:pPr>
-      <w:bookmarkStart w:id="13" w:name="_Toc228985824"/>
+      <w:bookmarkStart w:id="14" w:name="_Toc228985824"/>
       <w:r>
         <w:rPr>
           <w:rFonts w:ascii="Times New Roman" w:hAnsi="Times New Roman" w:cs="Times New Roman"/>
@@ -27528,7 +28387,7 @@
         <w:lastRenderedPageBreak/>
         <w:t>Выводы по разделу</w:t>
       </w:r>
-      <w:bookmarkEnd w:id="13"/>
+      <w:bookmarkEnd w:id="14"/>
     </w:p>
     <w:p>
       <w:pPr>
@@ -27576,7 +28435,7 @@
           <w:sz w:val="28"/>
         </w:rPr>
       </w:pPr>
-      <w:bookmarkStart w:id="14" w:name="_Toc228985825"/>
+      <w:bookmarkStart w:id="15" w:name="_Toc228985825"/>
       <w:r>
         <w:rPr>
           <w:rFonts w:ascii="Times New Roman" w:hAnsi="Times New Roman" w:cs="Times New Roman"/>
@@ -27585,7 +28444,7 @@
         </w:rPr>
         <w:t>ЗАКЛЮЧЕНИЕ</w:t>
       </w:r>
-      <w:bookmarkEnd w:id="14"/>
+      <w:bookmarkEnd w:id="15"/>
     </w:p>
     <w:p>
       <w:pPr>
@@ -27851,67 +28710,14 @@
           <w:sz w:val="28"/>
         </w:rPr>
       </w:pPr>
-      <w:r>
-        <w:rPr>
-          <w:rFonts w:ascii="Times New Roman" w:hAnsi="Times New Roman" w:cs="Times New Roman"/>
-          <w:color w:val="000000"/>
-          <w:sz w:val="28"/>
-        </w:rPr>
-        <w:t xml:space="preserve">5. Разработан современный </w:t>
-      </w:r>
-      <w:proofErr w:type="spellStart"/>
-      <w:r>
-        <w:rPr>
-          <w:rFonts w:ascii="Times New Roman" w:hAnsi="Times New Roman" w:cs="Times New Roman"/>
-          <w:color w:val="000000"/>
-          <w:sz w:val="28"/>
-        </w:rPr>
-        <w:t>React</w:t>
-      </w:r>
-      <w:proofErr w:type="spellEnd"/>
-      <w:r>
-        <w:rPr>
-          <w:rFonts w:ascii="Times New Roman" w:hAnsi="Times New Roman" w:cs="Times New Roman"/>
-          <w:color w:val="000000"/>
-          <w:sz w:val="28"/>
-        </w:rPr>
-        <w:t xml:space="preserve"> SPA-интерфейс с 16 компонентами, поддержкой тёмной/светлой темы, канбан-доской с </w:t>
-      </w:r>
-      <w:proofErr w:type="spellStart"/>
-      <w:r>
-        <w:rPr>
-          <w:rFonts w:ascii="Times New Roman" w:hAnsi="Times New Roman" w:cs="Times New Roman"/>
-          <w:color w:val="000000"/>
-          <w:sz w:val="28"/>
-        </w:rPr>
-        <w:t>drag-and-drop</w:t>
-      </w:r>
-      <w:proofErr w:type="spellEnd"/>
-      <w:r>
-        <w:rPr>
-          <w:rFonts w:ascii="Times New Roman" w:hAnsi="Times New Roman" w:cs="Times New Roman"/>
-          <w:color w:val="000000"/>
-          <w:sz w:val="28"/>
-        </w:rPr>
-        <w:t xml:space="preserve">, диаграммой </w:t>
-      </w:r>
-      <w:proofErr w:type="spellStart"/>
-      <w:r>
-        <w:rPr>
-          <w:rFonts w:ascii="Times New Roman" w:hAnsi="Times New Roman" w:cs="Times New Roman"/>
-          <w:color w:val="000000"/>
-          <w:sz w:val="28"/>
-        </w:rPr>
-        <w:t>Ганта</w:t>
-      </w:r>
-      <w:proofErr w:type="spellEnd"/>
-      <w:r>
-        <w:rPr>
-          <w:rFonts w:ascii="Times New Roman" w:hAnsi="Times New Roman" w:cs="Times New Roman"/>
-          <w:color w:val="000000"/>
-          <w:sz w:val="28"/>
-        </w:rPr>
-        <w:t>, аналитическими виджетами и встроенным мессенджером.</w:t>
+      <w:proofErr w:type="spellStart"/>
+      <w:proofErr w:type="spellEnd"/>
+      <w:proofErr w:type="spellStart"/>
+      <w:proofErr w:type="spellEnd"/>
+      <w:proofErr w:type="spellStart"/>
+      <w:proofErr w:type="spellEnd"/>
+      <w:r>
+        <w:t xml:space="preserve">5. Разработан современный React SPA-интерфейс с 16 компонентами, поддержкой тёмной/светлой темы, канбан-доской с drag-and-drop, диаграммой Ганта, аналитическими виджетами, встроенным мессенджером, системой @mention в комментариях, плавающим виджетом активного таймера и кнопкой «Что нового?».</w:t>
       </w:r>
     </w:p>
     <w:p>
@@ -28187,31 +28993,10 @@
           <w:sz w:val="28"/>
         </w:rPr>
       </w:pPr>
-      <w:r>
-        <w:rPr>
-          <w:rFonts w:ascii="Times New Roman" w:hAnsi="Times New Roman" w:cs="Times New Roman"/>
-          <w:color w:val="000000"/>
-          <w:sz w:val="28"/>
-        </w:rPr>
-        <w:t xml:space="preserve">— Реализация </w:t>
-      </w:r>
-      <w:proofErr w:type="spellStart"/>
-      <w:r>
-        <w:rPr>
-          <w:rFonts w:ascii="Times New Roman" w:hAnsi="Times New Roman" w:cs="Times New Roman"/>
-          <w:color w:val="000000"/>
-          <w:sz w:val="28"/>
-        </w:rPr>
-        <w:t>WebSocket</w:t>
-      </w:r>
-      <w:proofErr w:type="spellEnd"/>
-      <w:r>
-        <w:rPr>
-          <w:rFonts w:ascii="Times New Roman" w:hAnsi="Times New Roman" w:cs="Times New Roman"/>
-          <w:color w:val="000000"/>
-          <w:sz w:val="28"/>
-        </w:rPr>
-        <w:t>-соединений для обновления данных в реальном времени без перезагрузки страницы;</w:t>
+      <w:proofErr w:type="spellStart"/>
+      <w:proofErr w:type="spellEnd"/>
+      <w:r>
+        <w:t xml:space="preserve">— Миграция с текущего механизма регулярного опроса (polling, интервал 20 с) на WebSocket-соединения для получения обновлений задач в режиме реального времени при снижении нагрузки на сервер;</w:t>
       </w:r>
     </w:p>
     <w:p>
@@ -28423,7 +29208,7 @@
           <w:sz w:val="28"/>
         </w:rPr>
       </w:pPr>
-      <w:bookmarkStart w:id="15" w:name="_Toc228985826"/>
+      <w:bookmarkStart w:id="16" w:name="_Toc228985826"/>
       <w:r>
         <w:rPr>
           <w:rFonts w:ascii="Times New Roman" w:hAnsi="Times New Roman" w:cs="Times New Roman"/>
@@ -28432,7 +29217,7 @@
         </w:rPr>
         <w:t>СПИСОК ИСПОЛЬЗОВАННЫХ ИСТОЧНИКОВ</w:t>
       </w:r>
-      <w:bookmarkEnd w:id="15"/>
+      <w:bookmarkEnd w:id="16"/>
     </w:p>
     <w:p>
       <w:pPr>
@@ -29424,7 +30209,7 @@
           <w:sz w:val="28"/>
         </w:rPr>
       </w:pPr>
-      <w:bookmarkStart w:id="16" w:name="_Toc228985827"/>
+      <w:bookmarkStart w:id="17" w:name="_Toc228985827"/>
       <w:r>
         <w:rPr>
           <w:rFonts w:ascii="Times New Roman" w:hAnsi="Times New Roman" w:cs="Times New Roman"/>
@@ -29433,7 +30218,7 @@
         </w:rPr>
         <w:t>ПРИЛОЖЕНИЯ</w:t>
       </w:r>
-      <w:bookmarkEnd w:id="16"/>
+      <w:bookmarkEnd w:id="17"/>
     </w:p>
     <w:p>
       <w:pPr>
@@ -29543,6 +30328,7 @@
       <w:r>
         <w:rPr>
           <w:rFonts w:ascii="Times New Roman" w:hAnsi="Times New Roman" w:cs="Times New Roman"/>
+          <w:noProof/>
           <w:color w:val="000000"/>
           <w:sz w:val="28"/>
         </w:rPr>
@@ -29605,7 +30391,62 @@
     <w:p>
       <w:pPr>
         <w:spacing w:after="0" w:line="420" w:lineRule="auto"/>
-        <w:ind w:firstLine="709"/>
+        <w:jc w:val="center"/>
+        <w:rPr>
+          <w:rFonts w:ascii="Times New Roman" w:hAnsi="Times New Roman" w:cs="Times New Roman"/>
+          <w:color w:val="000000"/>
+          <w:sz w:val="28"/>
+        </w:rPr>
+      </w:pPr>
+      <w:r>
+        <w:rPr>
+          <w:rFonts w:ascii="Times New Roman" w:hAnsi="Times New Roman" w:cs="Times New Roman"/>
+          <w:color w:val="000000"/>
+          <w:sz w:val="28"/>
+        </w:rPr>
+        <w:lastRenderedPageBreak/>
+        <w:drawing>
+          <wp:inline distT="0" distB="0" distL="0" distR="0" wp14:anchorId="78610299" wp14:editId="3CFD655C">
+            <wp:extent cx="5940425" cy="2938780"/>
+            <wp:effectExtent l="0" t="0" r="3175" b="0"/>
+            <wp:docPr id="708664105" name="Рисунок 1"/>
+            <wp:cNvGraphicFramePr>
+              <a:graphicFrameLocks xmlns:a="http://schemas.openxmlformats.org/drawingml/2006/main" noChangeAspect="1"/>
+            </wp:cNvGraphicFramePr>
+            <a:graphic xmlns:a="http://schemas.openxmlformats.org/drawingml/2006/main">
+              <a:graphicData uri="http://schemas.openxmlformats.org/drawingml/2006/picture">
+                <pic:pic xmlns:pic="http://schemas.openxmlformats.org/drawingml/2006/picture">
+                  <pic:nvPicPr>
+                    <pic:cNvPr id="708664105" name=""/>
+                    <pic:cNvPicPr/>
+                  </pic:nvPicPr>
+                  <pic:blipFill>
+                    <a:blip r:embed="rId8"/>
+                    <a:stretch>
+                      <a:fillRect/>
+                    </a:stretch>
+                  </pic:blipFill>
+                  <pic:spPr>
+                    <a:xfrm>
+                      <a:off x="0" y="0"/>
+                      <a:ext cx="5940425" cy="2938780"/>
+                    </a:xfrm>
+                    <a:prstGeom prst="rect">
+                      <a:avLst/>
+                    </a:prstGeom>
+                  </pic:spPr>
+                </pic:pic>
+              </a:graphicData>
+            </a:graphic>
+          </wp:inline>
+        </w:drawing>
+      </w:r>
+    </w:p>
+    <w:p>
+      <w:pPr>
+        <w:spacing w:after="0" w:line="420" w:lineRule="auto"/>
+        <w:ind w:firstLine="709"/>
+        <w:jc w:val="center"/>
         <w:rPr>
           <w:rFonts w:ascii="Times New Roman" w:hAnsi="Times New Roman" w:cs="Times New Roman"/>
           <w:color w:val="000000"/>
@@ -29624,7 +30465,61 @@
     <w:p>
       <w:pPr>
         <w:spacing w:after="0" w:line="420" w:lineRule="auto"/>
-        <w:ind w:firstLine="709"/>
+        <w:jc w:val="center"/>
+        <w:rPr>
+          <w:rFonts w:ascii="Times New Roman" w:hAnsi="Times New Roman" w:cs="Times New Roman"/>
+          <w:color w:val="000000"/>
+          <w:sz w:val="28"/>
+        </w:rPr>
+      </w:pPr>
+      <w:r>
+        <w:rPr>
+          <w:rFonts w:ascii="Times New Roman" w:hAnsi="Times New Roman" w:cs="Times New Roman"/>
+          <w:color w:val="000000"/>
+          <w:sz w:val="28"/>
+        </w:rPr>
+        <w:drawing>
+          <wp:inline distT="0" distB="0" distL="0" distR="0" wp14:anchorId="697B5C2A" wp14:editId="4BDAE40D">
+            <wp:extent cx="5940425" cy="2934335"/>
+            <wp:effectExtent l="0" t="0" r="3175" b="0"/>
+            <wp:docPr id="243329244" name="Рисунок 1"/>
+            <wp:cNvGraphicFramePr>
+              <a:graphicFrameLocks xmlns:a="http://schemas.openxmlformats.org/drawingml/2006/main" noChangeAspect="1"/>
+            </wp:cNvGraphicFramePr>
+            <a:graphic xmlns:a="http://schemas.openxmlformats.org/drawingml/2006/main">
+              <a:graphicData uri="http://schemas.openxmlformats.org/drawingml/2006/picture">
+                <pic:pic xmlns:pic="http://schemas.openxmlformats.org/drawingml/2006/picture">
+                  <pic:nvPicPr>
+                    <pic:cNvPr id="243329244" name=""/>
+                    <pic:cNvPicPr/>
+                  </pic:nvPicPr>
+                  <pic:blipFill>
+                    <a:blip r:embed="rId9"/>
+                    <a:stretch>
+                      <a:fillRect/>
+                    </a:stretch>
+                  </pic:blipFill>
+                  <pic:spPr>
+                    <a:xfrm>
+                      <a:off x="0" y="0"/>
+                      <a:ext cx="5940425" cy="2934335"/>
+                    </a:xfrm>
+                    <a:prstGeom prst="rect">
+                      <a:avLst/>
+                    </a:prstGeom>
+                  </pic:spPr>
+                </pic:pic>
+              </a:graphicData>
+            </a:graphic>
+          </wp:inline>
+        </w:drawing>
+      </w:r>
+    </w:p>
+    <w:p>
+      <w:pPr>
+        <w:spacing w:after="0" w:line="420" w:lineRule="auto"/>
+        <w:ind w:firstLine="709"/>
+        <w:jc w:val="center"/>
         <w:rPr>
           <w:rFonts w:ascii="Times New Roman" w:hAnsi="Times New Roman" w:cs="Times New Roman"/>
           <w:color w:val="000000"/>
@@ -29644,6 +30539,62 @@
       <w:pPr>
         <w:spacing w:after="0" w:line="420" w:lineRule="auto"/>
         <w:ind w:firstLine="709"/>
+        <w:jc w:val="center"/>
+        <w:rPr>
+          <w:rFonts w:ascii="Times New Roman" w:hAnsi="Times New Roman" w:cs="Times New Roman"/>
+          <w:color w:val="000000"/>
+          <w:sz w:val="28"/>
+        </w:rPr>
+      </w:pPr>
+      <w:r>
+        <w:rPr>
+          <w:rFonts w:ascii="Times New Roman" w:hAnsi="Times New Roman" w:cs="Times New Roman"/>
+          <w:color w:val="000000"/>
+          <w:sz w:val="28"/>
+        </w:rPr>
+        <w:lastRenderedPageBreak/>
+        <w:drawing>
+          <wp:inline distT="0" distB="0" distL="0" distR="0" wp14:anchorId="62CE7112" wp14:editId="73D659C8">
+            <wp:extent cx="5940425" cy="4253230"/>
+            <wp:effectExtent l="0" t="0" r="3175" b="0"/>
+            <wp:docPr id="1058001157" name="Рисунок 1"/>
+            <wp:cNvGraphicFramePr>
+              <a:graphicFrameLocks xmlns:a="http://schemas.openxmlformats.org/drawingml/2006/main" noChangeAspect="1"/>
+            </wp:cNvGraphicFramePr>
+            <a:graphic xmlns:a="http://schemas.openxmlformats.org/drawingml/2006/main">
+              <a:graphicData uri="http://schemas.openxmlformats.org/drawingml/2006/picture">
+                <pic:pic xmlns:pic="http://schemas.openxmlformats.org/drawingml/2006/picture">
+                  <pic:nvPicPr>
+                    <pic:cNvPr id="1058001157" name=""/>
+                    <pic:cNvPicPr/>
+                  </pic:nvPicPr>
+                  <pic:blipFill>
+                    <a:blip r:embed="rId10"/>
+                    <a:stretch>
+                      <a:fillRect/>
+                    </a:stretch>
+                  </pic:blipFill>
+                  <pic:spPr>
+                    <a:xfrm>
+                      <a:off x="0" y="0"/>
+                      <a:ext cx="5940425" cy="4253230"/>
+                    </a:xfrm>
+                    <a:prstGeom prst="rect">
+                      <a:avLst/>
+                    </a:prstGeom>
+                  </pic:spPr>
+                </pic:pic>
+              </a:graphicData>
+            </a:graphic>
+          </wp:inline>
+        </w:drawing>
+      </w:r>
+    </w:p>
+    <w:p>
+      <w:pPr>
+        <w:spacing w:after="0" w:line="420" w:lineRule="auto"/>
+        <w:ind w:firstLine="709"/>
+        <w:jc w:val="center"/>
         <w:rPr>
           <w:rFonts w:ascii="Times New Roman" w:hAnsi="Times New Roman" w:cs="Times New Roman"/>
           <w:color w:val="000000"/>
@@ -29662,7 +30613,61 @@
     <w:p>
       <w:pPr>
         <w:spacing w:after="0" w:line="420" w:lineRule="auto"/>
-        <w:ind w:firstLine="709"/>
+        <w:jc w:val="center"/>
+        <w:rPr>
+          <w:rFonts w:ascii="Times New Roman" w:hAnsi="Times New Roman" w:cs="Times New Roman"/>
+          <w:color w:val="000000"/>
+          <w:sz w:val="28"/>
+        </w:rPr>
+      </w:pPr>
+      <w:r>
+        <w:rPr>
+          <w:rFonts w:ascii="Times New Roman" w:hAnsi="Times New Roman" w:cs="Times New Roman"/>
+          <w:color w:val="000000"/>
+          <w:sz w:val="28"/>
+        </w:rPr>
+        <w:drawing>
+          <wp:inline distT="0" distB="0" distL="0" distR="0" wp14:anchorId="650C3B98" wp14:editId="5A601AB4">
+            <wp:extent cx="5940425" cy="2954655"/>
+            <wp:effectExtent l="0" t="0" r="3175" b="0"/>
+            <wp:docPr id="1779853765" name="Рисунок 1"/>
+            <wp:cNvGraphicFramePr>
+              <a:graphicFrameLocks xmlns:a="http://schemas.openxmlformats.org/drawingml/2006/main" noChangeAspect="1"/>
+            </wp:cNvGraphicFramePr>
+            <a:graphic xmlns:a="http://schemas.openxmlformats.org/drawingml/2006/main">
+              <a:graphicData uri="http://schemas.openxmlformats.org/drawingml/2006/picture">
+                <pic:pic xmlns:pic="http://schemas.openxmlformats.org/drawingml/2006/picture">
+                  <pic:nvPicPr>
+                    <pic:cNvPr id="1779853765" name=""/>
+                    <pic:cNvPicPr/>
+                  </pic:nvPicPr>
+                  <pic:blipFill>
+                    <a:blip r:embed="rId11"/>
+                    <a:stretch>
+                      <a:fillRect/>
+                    </a:stretch>
+                  </pic:blipFill>
+                  <pic:spPr>
+                    <a:xfrm>
+                      <a:off x="0" y="0"/>
+                      <a:ext cx="5940425" cy="2954655"/>
+                    </a:xfrm>
+                    <a:prstGeom prst="rect">
+                      <a:avLst/>
+                    </a:prstGeom>
+                  </pic:spPr>
+                </pic:pic>
+              </a:graphicData>
+            </a:graphic>
+          </wp:inline>
+        </w:drawing>
+      </w:r>
+    </w:p>
+    <w:p>
+      <w:pPr>
+        <w:spacing w:after="0" w:line="420" w:lineRule="auto"/>
+        <w:ind w:firstLine="709"/>
+        <w:jc w:val="center"/>
         <w:rPr>
           <w:rFonts w:ascii="Times New Roman" w:hAnsi="Times New Roman" w:cs="Times New Roman"/>
           <w:color w:val="000000"/>
@@ -29691,7 +30696,7 @@
     <w:p>
       <w:pPr>
         <w:spacing w:after="0" w:line="420" w:lineRule="auto"/>
-        <w:ind w:firstLine="709"/>
+        <w:jc w:val="center"/>
         <w:rPr>
           <w:rFonts w:ascii="Times New Roman" w:hAnsi="Times New Roman" w:cs="Times New Roman"/>
           <w:color w:val="000000"/>
@@ -29705,13 +30710,120 @@
           <w:sz w:val="28"/>
         </w:rPr>
         <w:lastRenderedPageBreak/>
+        <w:drawing>
+          <wp:inline distT="0" distB="0" distL="0" distR="0" wp14:anchorId="72D8EF42" wp14:editId="68C8C573">
+            <wp:extent cx="5940425" cy="2945130"/>
+            <wp:effectExtent l="0" t="0" r="3175" b="7620"/>
+            <wp:docPr id="916691038" name="Рисунок 1"/>
+            <wp:cNvGraphicFramePr>
+              <a:graphicFrameLocks xmlns:a="http://schemas.openxmlformats.org/drawingml/2006/main" noChangeAspect="1"/>
+            </wp:cNvGraphicFramePr>
+            <a:graphic xmlns:a="http://schemas.openxmlformats.org/drawingml/2006/main">
+              <a:graphicData uri="http://schemas.openxmlformats.org/drawingml/2006/picture">
+                <pic:pic xmlns:pic="http://schemas.openxmlformats.org/drawingml/2006/picture">
+                  <pic:nvPicPr>
+                    <pic:cNvPr id="916691038" name=""/>
+                    <pic:cNvPicPr/>
+                  </pic:nvPicPr>
+                  <pic:blipFill>
+                    <a:blip r:embed="rId12"/>
+                    <a:stretch>
+                      <a:fillRect/>
+                    </a:stretch>
+                  </pic:blipFill>
+                  <pic:spPr>
+                    <a:xfrm>
+                      <a:off x="0" y="0"/>
+                      <a:ext cx="5940425" cy="2945130"/>
+                    </a:xfrm>
+                    <a:prstGeom prst="rect">
+                      <a:avLst/>
+                    </a:prstGeom>
+                  </pic:spPr>
+                </pic:pic>
+              </a:graphicData>
+            </a:graphic>
+          </wp:inline>
+        </w:drawing>
+      </w:r>
+    </w:p>
+    <w:p>
+      <w:pPr>
+        <w:spacing w:after="0" w:line="420" w:lineRule="auto"/>
+        <w:ind w:firstLine="709"/>
+        <w:jc w:val="center"/>
+        <w:rPr>
+          <w:rFonts w:ascii="Times New Roman" w:hAnsi="Times New Roman" w:cs="Times New Roman"/>
+          <w:color w:val="000000"/>
+          <w:sz w:val="28"/>
+        </w:rPr>
+      </w:pPr>
+      <w:r>
+        <w:rPr>
+          <w:rFonts w:ascii="Times New Roman" w:hAnsi="Times New Roman" w:cs="Times New Roman"/>
+          <w:color w:val="000000"/>
+          <w:sz w:val="28"/>
+        </w:rPr>
         <w:t>Б.6 — Модуль аналитики</w:t>
       </w:r>
     </w:p>
     <w:p>
       <w:pPr>
         <w:spacing w:after="0" w:line="420" w:lineRule="auto"/>
-        <w:ind w:firstLine="709"/>
+        <w:rPr>
+          <w:rFonts w:ascii="Times New Roman" w:hAnsi="Times New Roman" w:cs="Times New Roman"/>
+          <w:color w:val="000000"/>
+          <w:sz w:val="28"/>
+        </w:rPr>
+      </w:pPr>
+      <w:r>
+        <w:rPr>
+          <w:rFonts w:ascii="Times New Roman" w:hAnsi="Times New Roman" w:cs="Times New Roman"/>
+          <w:color w:val="000000"/>
+          <w:sz w:val="28"/>
+        </w:rPr>
+        <w:drawing>
+          <wp:inline distT="0" distB="0" distL="0" distR="0" wp14:anchorId="5FAD237B" wp14:editId="1A28BDFB">
+            <wp:extent cx="5940425" cy="2955925"/>
+            <wp:effectExtent l="0" t="0" r="3175" b="0"/>
+            <wp:docPr id="312590126" name="Рисунок 1"/>
+            <wp:cNvGraphicFramePr>
+              <a:graphicFrameLocks xmlns:a="http://schemas.openxmlformats.org/drawingml/2006/main" noChangeAspect="1"/>
+            </wp:cNvGraphicFramePr>
+            <a:graphic xmlns:a="http://schemas.openxmlformats.org/drawingml/2006/main">
+              <a:graphicData uri="http://schemas.openxmlformats.org/drawingml/2006/picture">
+                <pic:pic xmlns:pic="http://schemas.openxmlformats.org/drawingml/2006/picture">
+                  <pic:nvPicPr>
+                    <pic:cNvPr id="312590126" name=""/>
+                    <pic:cNvPicPr/>
+                  </pic:nvPicPr>
+                  <pic:blipFill>
+                    <a:blip r:embed="rId13"/>
+                    <a:stretch>
+                      <a:fillRect/>
+                    </a:stretch>
+                  </pic:blipFill>
+                  <pic:spPr>
+                    <a:xfrm>
+                      <a:off x="0" y="0"/>
+                      <a:ext cx="5940425" cy="2955925"/>
+                    </a:xfrm>
+                    <a:prstGeom prst="rect">
+                      <a:avLst/>
+                    </a:prstGeom>
+                  </pic:spPr>
+                </pic:pic>
+              </a:graphicData>
+            </a:graphic>
+          </wp:inline>
+        </w:drawing>
+      </w:r>
+    </w:p>
+    <w:p>
+      <w:pPr>
+        <w:spacing w:after="0" w:line="420" w:lineRule="auto"/>
+        <w:ind w:firstLine="709"/>
+        <w:jc w:val="center"/>
         <w:rPr>
           <w:rFonts w:ascii="Times New Roman" w:hAnsi="Times New Roman" w:cs="Times New Roman"/>
           <w:color w:val="000000"/>
@@ -29730,7 +30842,62 @@
     <w:p>
       <w:pPr>
         <w:spacing w:after="0" w:line="420" w:lineRule="auto"/>
-        <w:ind w:firstLine="709"/>
+        <w:jc w:val="center"/>
+        <w:rPr>
+          <w:rFonts w:ascii="Times New Roman" w:hAnsi="Times New Roman" w:cs="Times New Roman"/>
+          <w:color w:val="000000"/>
+          <w:sz w:val="28"/>
+        </w:rPr>
+      </w:pPr>
+      <w:r>
+        <w:rPr>
+          <w:rFonts w:ascii="Times New Roman" w:hAnsi="Times New Roman" w:cs="Times New Roman"/>
+          <w:color w:val="000000"/>
+          <w:sz w:val="28"/>
+        </w:rPr>
+        <w:lastRenderedPageBreak/>
+        <w:drawing>
+          <wp:inline distT="0" distB="0" distL="0" distR="0" wp14:anchorId="421ACA5E" wp14:editId="0013B701">
+            <wp:extent cx="5940425" cy="4235450"/>
+            <wp:effectExtent l="0" t="0" r="3175" b="0"/>
+            <wp:docPr id="933700647" name="Рисунок 1"/>
+            <wp:cNvGraphicFramePr>
+              <a:graphicFrameLocks xmlns:a="http://schemas.openxmlformats.org/drawingml/2006/main" noChangeAspect="1"/>
+            </wp:cNvGraphicFramePr>
+            <a:graphic xmlns:a="http://schemas.openxmlformats.org/drawingml/2006/main">
+              <a:graphicData uri="http://schemas.openxmlformats.org/drawingml/2006/picture">
+                <pic:pic xmlns:pic="http://schemas.openxmlformats.org/drawingml/2006/picture">
+                  <pic:nvPicPr>
+                    <pic:cNvPr id="933700647" name=""/>
+                    <pic:cNvPicPr/>
+                  </pic:nvPicPr>
+                  <pic:blipFill>
+                    <a:blip r:embed="rId14"/>
+                    <a:stretch>
+                      <a:fillRect/>
+                    </a:stretch>
+                  </pic:blipFill>
+                  <pic:spPr>
+                    <a:xfrm>
+                      <a:off x="0" y="0"/>
+                      <a:ext cx="5940425" cy="4235450"/>
+                    </a:xfrm>
+                    <a:prstGeom prst="rect">
+                      <a:avLst/>
+                    </a:prstGeom>
+                  </pic:spPr>
+                </pic:pic>
+              </a:graphicData>
+            </a:graphic>
+          </wp:inline>
+        </w:drawing>
+      </w:r>
+    </w:p>
+    <w:p>
+      <w:pPr>
+        <w:spacing w:after="0" w:line="420" w:lineRule="auto"/>
+        <w:ind w:firstLine="709"/>
+        <w:jc w:val="center"/>
         <w:rPr>
           <w:rFonts w:ascii="Times New Roman" w:hAnsi="Times New Roman" w:cs="Times New Roman"/>
           <w:color w:val="000000"/>
@@ -29749,7 +30916,62 @@
     <w:p>
       <w:pPr>
         <w:spacing w:after="0" w:line="420" w:lineRule="auto"/>
-        <w:ind w:firstLine="709"/>
+        <w:jc w:val="center"/>
+        <w:rPr>
+          <w:rFonts w:ascii="Times New Roman" w:hAnsi="Times New Roman" w:cs="Times New Roman"/>
+          <w:color w:val="000000"/>
+          <w:sz w:val="28"/>
+        </w:rPr>
+      </w:pPr>
+      <w:r>
+        <w:rPr>
+          <w:rFonts w:ascii="Times New Roman" w:hAnsi="Times New Roman" w:cs="Times New Roman"/>
+          <w:color w:val="000000"/>
+          <w:sz w:val="28"/>
+        </w:rPr>
+        <w:lastRenderedPageBreak/>
+        <w:drawing>
+          <wp:inline distT="0" distB="0" distL="0" distR="0" wp14:anchorId="40C6BE0A" wp14:editId="23754EB1">
+            <wp:extent cx="5858693" cy="8583223"/>
+            <wp:effectExtent l="0" t="0" r="8890" b="8890"/>
+            <wp:docPr id="887263782" name="Рисунок 1"/>
+            <wp:cNvGraphicFramePr>
+              <a:graphicFrameLocks xmlns:a="http://schemas.openxmlformats.org/drawingml/2006/main" noChangeAspect="1"/>
+            </wp:cNvGraphicFramePr>
+            <a:graphic xmlns:a="http://schemas.openxmlformats.org/drawingml/2006/main">
+              <a:graphicData uri="http://schemas.openxmlformats.org/drawingml/2006/picture">
+                <pic:pic xmlns:pic="http://schemas.openxmlformats.org/drawingml/2006/picture">
+                  <pic:nvPicPr>
+                    <pic:cNvPr id="887263782" name=""/>
+                    <pic:cNvPicPr/>
+                  </pic:nvPicPr>
+                  <pic:blipFill>
+                    <a:blip r:embed="rId15"/>
+                    <a:stretch>
+                      <a:fillRect/>
+                    </a:stretch>
+                  </pic:blipFill>
+                  <pic:spPr>
+                    <a:xfrm>
+                      <a:off x="0" y="0"/>
+                      <a:ext cx="5858693" cy="8583223"/>
+                    </a:xfrm>
+                    <a:prstGeom prst="rect">
+                      <a:avLst/>
+                    </a:prstGeom>
+                  </pic:spPr>
+                </pic:pic>
+              </a:graphicData>
+            </a:graphic>
+          </wp:inline>
+        </w:drawing>
+      </w:r>
+    </w:p>
+    <w:p>
+      <w:pPr>
+        <w:spacing w:after="0" w:line="420" w:lineRule="auto"/>
+        <w:ind w:firstLine="709"/>
+        <w:jc w:val="center"/>
         <w:rPr>
           <w:rFonts w:ascii="Times New Roman" w:hAnsi="Times New Roman" w:cs="Times New Roman"/>
           <w:color w:val="000000"/>
@@ -30219,12 +31441,12 @@
       </w:pPr>
     </w:p>
     <w:sectPr>
-      <w:headerReference w:type="even" r:id="rId8"/>
-      <w:headerReference w:type="default" r:id="rId9"/>
-      <w:footerReference w:type="even" r:id="rId10"/>
-      <w:footerReference w:type="default" r:id="rId11"/>
-      <w:headerReference w:type="first" r:id="rId12"/>
-      <w:footerReference w:type="first" r:id="rId13"/>
+      <w:headerReference w:type="even" r:id="rId16"/>
+      <w:headerReference w:type="default" r:id="rId17"/>
+      <w:footerReference w:type="even" r:id="rId18"/>
+      <w:footerReference w:type="default" r:id="rId19"/>
+      <w:headerReference w:type="first" r:id="rId20"/>
+      <w:footerReference w:type="first" r:id="rId21"/>
       <w:pgSz w:w="11906" w:h="16838"/>
       <w:pgMar w:top="1134" w:right="850" w:bottom="1134" w:left="1701" w:header="708" w:footer="708" w:gutter="0"/>
       <w:cols w:space="708"/>
@@ -31044,7 +32266,6 @@
   <w:style w:type="character" w:default="1" w:styleId="a0">
     <w:name w:val="Default Paragraph Font"/>
     <w:uiPriority w:val="1"/>
-    <w:semiHidden/>
     <w:unhideWhenUsed/>
   </w:style>
   <w:style w:type="table" w:default="1" w:styleId="a1">
